--- a/05_dissertation/TN_draft_plan_dissertation.docx
+++ b/05_dissertation/TN_draft_plan_dissertation.docx
@@ -76,7 +76,7 @@
           <w:noProof/>
         </w:rPr>
         <w:drawing>
-          <wp:inline distT="0" distB="0" distL="0" distR="0" wp14:anchorId="3080BE9F" wp14:editId="37AE86E6">
+          <wp:inline distT="0" distB="0" distL="0" distR="0" wp14:anchorId="3080BE9F" wp14:editId="4B95CD0D">
             <wp:extent cx="3391469" cy="2399504"/>
             <wp:effectExtent l="0" t="0" r="0" b="1270"/>
             <wp:docPr id="1" name="Picture 1" descr="BANGOR UNIVERSITY HANDBOOK FOR THE PhD by PUBLICATIONS (METHOD E)"/>
@@ -204,25 +204,7 @@
           <w:sz w:val="28"/>
           <w:szCs w:val="28"/>
         </w:rPr>
-        <w:t>f BSc/</w:t>
-      </w:r>
-      <w:proofErr w:type="spellStart"/>
-      <w:r>
-        <w:rPr>
-          <w:rFonts w:ascii="Times New Roman" w:hAnsi="Times New Roman" w:cs="Times New Roman"/>
-          <w:sz w:val="28"/>
-          <w:szCs w:val="28"/>
-        </w:rPr>
-        <w:t>MZool</w:t>
-      </w:r>
-      <w:proofErr w:type="spellEnd"/>
-      <w:r>
-        <w:rPr>
-          <w:rFonts w:ascii="Times New Roman" w:hAnsi="Times New Roman" w:cs="Times New Roman"/>
-          <w:sz w:val="28"/>
-          <w:szCs w:val="28"/>
-        </w:rPr>
-        <w:t xml:space="preserve"> in </w:t>
+        <w:t xml:space="preserve">f BSc/MZool in </w:t>
       </w:r>
       <w:r>
         <w:rPr>
@@ -2041,15 +2023,7 @@
       </w:r>
       <w:r>
         <w:lastRenderedPageBreak/>
-        <w:t xml:space="preserve">compared between host classes ranging from Vertebrates like Mammalia and Amphibia, to Invertebrates like Nematoda and </w:t>
-      </w:r>
-      <w:proofErr w:type="spellStart"/>
-      <w:r>
-        <w:t>Insecta</w:t>
-      </w:r>
-      <w:proofErr w:type="spellEnd"/>
-      <w:r>
-        <w:t xml:space="preserve">. Previous studies have shown X mechanism to very throughout these groups. As an adaptive species (one of those refs from up there), </w:t>
+        <w:t xml:space="preserve">compared between host classes ranging from Vertebrates like Mammalia and Amphibia, to Invertebrates like Nematoda and Insecta. Previous studies have shown X mechanism to very throughout these groups. As an adaptive species (one of those refs from up there), </w:t>
       </w:r>
       <w:r>
         <w:rPr>
@@ -2103,15 +2077,7 @@
         <w:t>is a model (ref)</w:t>
       </w:r>
       <w:r>
-        <w:t xml:space="preserve">. {important note if doing this} It should be noted that the </w:t>
-      </w:r>
-      <w:proofErr w:type="spellStart"/>
-      <w:r>
-        <w:t>makup</w:t>
-      </w:r>
-      <w:proofErr w:type="spellEnd"/>
-      <w:r>
-        <w:t xml:space="preserve"> of the skin is not ubiquitous across individuals, with different excretions and e.g. hair in mammals across the body. {… but I cannot account for that, limitation of the study}</w:t>
+        <w:t>. {important note if doing this} It should be noted that the makup of the skin is not ubiquitous across individuals, with different excretions and e.g. hair in mammals across the body. {… but I cannot account for that, limitation of the study}</w:t>
       </w:r>
     </w:p>
     <w:p>
@@ -2182,15 +2148,7 @@
         <w:t>. It is predicted that… {would need to look into papers on biofilm formation more to estimate how exactly this would change</w:t>
       </w:r>
       <w:r>
-        <w:t xml:space="preserve">, and also how they work exactly}. This is important knowledge as… {how is this pushing the envelope of science to know that biofilms are more regulated in fish than mammals? Some link to pathogenesis? Admittedly, this is more relevant for conclusion, but </w:t>
-      </w:r>
-      <w:proofErr w:type="spellStart"/>
-      <w:r>
-        <w:t>its</w:t>
-      </w:r>
-      <w:proofErr w:type="spellEnd"/>
-      <w:r>
-        <w:t xml:space="preserve"> an important question of how to bridge the gap of the “how”, to the “why”}</w:t>
+        <w:t>, and also how they work exactly}. This is important knowledge as… {how is this pushing the envelope of science to know that biofilms are more regulated in fish than mammals? Some link to pathogenesis? Admittedly, this is more relevant for conclusion, but its an important question of how to bridge the gap of the “how”, to the “why”}</w:t>
       </w:r>
       <w:r>
         <w:rPr>
@@ -2902,21 +2860,7 @@
         <w:rPr>
           <w:highlight w:val="yellow"/>
         </w:rPr>
-        <w:t xml:space="preserve">this paragraph is a bit </w:t>
-      </w:r>
-      <w:proofErr w:type="spellStart"/>
-      <w:r>
-        <w:rPr>
-          <w:highlight w:val="yellow"/>
-        </w:rPr>
-        <w:t>janky</w:t>
-      </w:r>
-      <w:proofErr w:type="spellEnd"/>
-      <w:r>
-        <w:rPr>
-          <w:highlight w:val="yellow"/>
-        </w:rPr>
-        <w:t xml:space="preserve"> in retrospect</w:t>
+        <w:t>this paragraph is a bit janky in retrospect</w:t>
       </w:r>
       <w:r>
         <w:t>}</w:t>
@@ -2959,32 +2903,10 @@
         <w:rPr>
           <w:highlight w:val="yellow"/>
         </w:rPr>
-        <w:t xml:space="preserve">I am going to need to do </w:t>
-      </w:r>
-      <w:proofErr w:type="spellStart"/>
-      <w:r>
-        <w:rPr>
-          <w:highlight w:val="yellow"/>
-        </w:rPr>
-        <w:t>smth</w:t>
-      </w:r>
-      <w:proofErr w:type="spellEnd"/>
-      <w:r>
-        <w:rPr>
-          <w:highlight w:val="yellow"/>
-        </w:rPr>
-        <w:t xml:space="preserve"> about that, at the moment the domestic animals are still in play, as I forgot this step when filtering, but it may be a limitation of the study that cutting them leaves me with too few, or there are too many ambiguous ones</w:t>
-      </w:r>
-      <w:r>
-        <w:t xml:space="preserve">}. The accessions were then filtered again to remove any low quality samples, wherein they had a </w:t>
-      </w:r>
-      <w:proofErr w:type="spellStart"/>
-      <w:r>
-        <w:t>CheckM</w:t>
-      </w:r>
-      <w:proofErr w:type="spellEnd"/>
-      <w:r>
-        <w:t xml:space="preserve"> completeness and contamination below 95% and 5% respectively {</w:t>
+        <w:t>I am going to need to do smth about that, at the moment the domestic animals are still in play, as I forgot this step when filtering, but it may be a limitation of the study that cutting them leaves me with too few, or there are too many ambiguous ones</w:t>
+      </w:r>
+      <w:r>
+        <w:t>}. The accessions were then filtered again to remove any low quality samples, wherein they had a CheckM completeness and contamination below 95% and 5% respectively {</w:t>
       </w:r>
       <w:r>
         <w:rPr>
@@ -3000,35 +2922,13 @@
         <w:t>seen what doing this would do to the data, need to check if this is right}</w:t>
       </w:r>
       <w:r>
-        <w:t xml:space="preserve">. The generative AI tool Claude.ai was used to place these accessions into groups based upon the host taxonomic Class. This method was chosen due to the lack of consistency with entries in the host field, ranging from </w:t>
-      </w:r>
-      <w:proofErr w:type="spellStart"/>
-      <w:r>
-        <w:t>latin</w:t>
-      </w:r>
-      <w:proofErr w:type="spellEnd"/>
-      <w:r>
-        <w:t xml:space="preserve"> scientific names to English common names to misspellings and colloquial names. This tool was much faster than humanly possible, it was however checked for mistakes </w:t>
-      </w:r>
-      <w:r>
-        <w:rPr>
-          <w:highlight w:val="yellow"/>
-        </w:rPr>
-        <w:t xml:space="preserve">{A. the first part of this sentence is a mess, B. that is a lie in the second, </w:t>
-      </w:r>
-      <w:proofErr w:type="spellStart"/>
-      <w:r>
-        <w:rPr>
-          <w:highlight w:val="yellow"/>
-        </w:rPr>
-        <w:t>gotta</w:t>
-      </w:r>
-      <w:proofErr w:type="spellEnd"/>
-      <w:r>
-        <w:rPr>
-          <w:highlight w:val="yellow"/>
-        </w:rPr>
-        <w:t xml:space="preserve"> get around to that}</w:t>
+        <w:t xml:space="preserve">. The generative AI tool Claude.ai was used to place these accessions into groups based upon the host taxonomic Class. This method was chosen due to the lack of consistency with entries in the host field, ranging from latin scientific names to English common names to misspellings and colloquial names. This tool was much faster than humanly possible, it was however checked for mistakes </w:t>
+      </w:r>
+      <w:r>
+        <w:rPr>
+          <w:highlight w:val="yellow"/>
+        </w:rPr>
+        <w:t>{A. the first part of this sentence is a mess, B. that is a lie in the second, gotta get around to that}</w:t>
       </w:r>
       <w:r>
         <w:t xml:space="preserve">. </w:t>
@@ -3121,15 +3021,7 @@
         <w:t>{version ___}</w:t>
       </w:r>
       <w:r>
-        <w:t xml:space="preserve">. These protein sequences then needed to be annotated for the genes present. This was done using </w:t>
-      </w:r>
-      <w:proofErr w:type="spellStart"/>
-      <w:r>
-        <w:t>EggNOG</w:t>
-      </w:r>
-      <w:proofErr w:type="spellEnd"/>
-      <w:r>
-        <w:t>-mapper (ref) {</w:t>
+        <w:t>. These protein sequences then needed to be annotated for the genes present. This was done using EggNOG-mapper (ref) {</w:t>
       </w:r>
       <w:r>
         <w:rPr>
@@ -3138,23 +3030,7 @@
         <w:t>version ___}</w:t>
       </w:r>
       <w:r>
-        <w:t>. Finally, the annotated sequences needed to be enriched for KEGG (ref) data. This was done in R using the “</w:t>
-      </w:r>
-      <w:proofErr w:type="spellStart"/>
-      <w:r>
-        <w:t>enrichKEGG</w:t>
-      </w:r>
-      <w:proofErr w:type="spellEnd"/>
-      <w:r>
-        <w:t>” function of the “</w:t>
-      </w:r>
-      <w:proofErr w:type="spellStart"/>
-      <w:r>
-        <w:t>ClusterProfiler</w:t>
-      </w:r>
-      <w:proofErr w:type="spellEnd"/>
-      <w:r>
-        <w:t>” package. This outputted… {</w:t>
+        <w:t>. Finally, the annotated sequences needed to be enriched for KEGG (ref) data. This was done in R using the “enrichKEGG” function of the “ClusterProfiler” package. This outputted… {</w:t>
       </w:r>
       <w:r>
         <w:rPr>
@@ -3723,23 +3599,7 @@
         <w:ind w:firstLine="0"/>
       </w:pPr>
       <w:r>
-        <w:t xml:space="preserve">Firstly, the number of accessions in each host group needed to be characterized. This was done simply using a </w:t>
-      </w:r>
-      <w:proofErr w:type="spellStart"/>
-      <w:r>
-        <w:t>datatable</w:t>
-      </w:r>
-      <w:proofErr w:type="spellEnd"/>
-      <w:r>
-        <w:t xml:space="preserve">, created in </w:t>
-      </w:r>
-      <w:proofErr w:type="spellStart"/>
-      <w:r>
-        <w:t>duckDB</w:t>
-      </w:r>
-      <w:proofErr w:type="spellEnd"/>
-      <w:r>
-        <w:t xml:space="preserve"> using a SQL query on the metadata. This produced Figure 1</w:t>
+        <w:t>Firstly, the number of accessions in each host group needed to be characterized. This was done simply using a datatable, created in duckDB using a SQL query on the metadata. This produced Figure 1</w:t>
       </w:r>
       <w:r>
         <w:t xml:space="preserve"> {</w:t>
@@ -3760,15 +3620,7 @@
         <w:t xml:space="preserve"> This displays the top 10 rows</w:t>
       </w:r>
       <w:r>
-        <w:t xml:space="preserve">. The total number of accessions in the dataset is 486, with the 5 largest groups being Mammalia, Actinopterygii, </w:t>
-      </w:r>
-      <w:proofErr w:type="spellStart"/>
-      <w:r>
-        <w:t>Insecta</w:t>
-      </w:r>
-      <w:proofErr w:type="spellEnd"/>
-      <w:r>
-        <w:t>, Aves and Amphibia</w:t>
+        <w:t>. The total number of accessions in the dataset is 486, with the 5 largest groups being Mammalia, Actinopterygii, Insecta, Aves and Amphibia</w:t>
       </w:r>
       <w:r>
         <w:t>. These are the 5 host Classes for which there is adequate data (over 30) for data analysis {</w:t>
@@ -3793,6 +3645,9 @@
         <w:ind w:firstLine="0"/>
       </w:pPr>
       <w:r>
+        <w:rPr>
+          <w:noProof/>
+        </w:rPr>
         <w:drawing>
           <wp:inline distT="0" distB="0" distL="0" distR="0" wp14:anchorId="7859FAE2" wp14:editId="46FFF73B">
             <wp:extent cx="3833812" cy="3352041"/>
@@ -3921,6 +3776,9 @@
         <w:ind w:firstLine="0"/>
       </w:pPr>
       <w:r>
+        <w:rPr>
+          <w:noProof/>
+        </w:rPr>
         <w:drawing>
           <wp:inline distT="0" distB="0" distL="0" distR="0" wp14:anchorId="443948D8" wp14:editId="2F31FBF1">
             <wp:extent cx="4138612" cy="3033734"/>
@@ -4035,10 +3893,7 @@
         <w:ind w:firstLine="0"/>
       </w:pPr>
       <w:r>
-        <w:t xml:space="preserve"> </w:t>
-      </w:r>
-      <w:r>
-        <w:t>{</w:t>
+        <w:t xml:space="preserve"> {</w:t>
       </w:r>
       <w:r>
         <w:rPr>
@@ -4202,15 +4057,15 @@
         <w:pStyle w:val="Paragraph"/>
       </w:pPr>
       <w:r>
-        <w:t xml:space="preserve">{breakdown – quantity issues – very few of the accessions have something in the host field / quality – what there is </w:t>
-      </w:r>
-      <w:proofErr w:type="spellStart"/>
-      <w:r>
-        <w:t>is</w:t>
-      </w:r>
-      <w:proofErr w:type="spellEnd"/>
-      <w:r>
-        <w:t xml:space="preserve"> mostly NA or misspellings or other such not-useable}</w:t>
+        <w:t>{breakdown – quantity issues – very few of the accessions have something in the host field / quality – what there is is mostly NA or misspellings or other such not-useable}</w:t>
+      </w:r>
+    </w:p>
+    <w:p>
+      <w:pPr>
+        <w:pStyle w:val="Paragraph"/>
+      </w:pPr>
+      <w:r>
+        <w:t>“A recent study by Ziemann et al. (2024) has discussed the limitations of Over-Representation Analysis (ORA).”</w:t>
       </w:r>
     </w:p>
     <w:p>
@@ -4281,6 +4136,7 @@
         <w:rPr>
           <w:highlight w:val="yellow"/>
         </w:rPr>
+        <w:lastRenderedPageBreak/>
         <w:t xml:space="preserve">Do not allow your conclusion to bring in new facts or opinions. </w:t>
       </w:r>
       <w:r>
@@ -4482,23 +4338,7 @@
             <w:rStyle w:val="Hyperlink"/>
             <w:highlight w:val="yellow"/>
           </w:rPr>
-          <w:t xml:space="preserve">the </w:t>
-        </w:r>
-        <w:proofErr w:type="spellStart"/>
-        <w:r>
-          <w:rPr>
-            <w:rStyle w:val="Hyperlink"/>
-            <w:highlight w:val="yellow"/>
-          </w:rPr>
-          <w:t>CRediT</w:t>
-        </w:r>
-        <w:proofErr w:type="spellEnd"/>
-        <w:r>
-          <w:rPr>
-            <w:rStyle w:val="Hyperlink"/>
-            <w:highlight w:val="yellow"/>
-          </w:rPr>
-          <w:t xml:space="preserve"> taxonomy</w:t>
+          <w:t>the CRediT taxonomy</w:t>
         </w:r>
       </w:hyperlink>
       <w:r>
@@ -4599,6 +4439,7 @@
         <w:rPr>
           <w:highlight w:val="yellow"/>
         </w:rPr>
+        <w:lastRenderedPageBreak/>
         <w:t>Add your references here, in Harvard style. You can do this with Mendeley or by hand – but I recommend Mendeley. Use the ‘</w:t>
       </w:r>
       <w:r>
@@ -4643,7 +4484,6 @@
         <w:rPr>
           <w:highlight w:val="yellow"/>
         </w:rPr>
-        <w:lastRenderedPageBreak/>
         <w:t xml:space="preserve">Author, I. (date). Example paper title. </w:t>
       </w:r>
       <w:r>
@@ -5442,6 +5282,7 @@
   <w:style w:type="character" w:default="1" w:styleId="DefaultParagraphFont">
     <w:name w:val="Default Paragraph Font"/>
     <w:uiPriority w:val="1"/>
+    <w:semiHidden/>
     <w:unhideWhenUsed/>
   </w:style>
   <w:style w:type="table" w:default="1" w:styleId="TableNormal">

--- a/05_dissertation/TN_draft_plan_dissertation.docx
+++ b/05_dissertation/TN_draft_plan_dissertation.docx
@@ -76,7 +76,7 @@
           <w:noProof/>
         </w:rPr>
         <w:drawing>
-          <wp:inline distT="0" distB="0" distL="0" distR="0" wp14:anchorId="3080BE9F" wp14:editId="4B95CD0D">
+          <wp:inline distT="0" distB="0" distL="0" distR="0" wp14:anchorId="3080BE9F" wp14:editId="1A23A8D5">
             <wp:extent cx="3391469" cy="2399504"/>
             <wp:effectExtent l="0" t="0" r="0" b="1270"/>
             <wp:docPr id="1" name="Picture 1" descr="BANGOR UNIVERSITY HANDBOOK FOR THE PhD by PUBLICATIONS (METHOD E)"/>
@@ -2906,20 +2906,56 @@
         <w:t>I am going to need to do smth about that, at the moment the domestic animals are still in play, as I forgot this step when filtering, but it may be a limitation of the study that cutting them leaves me with too few, or there are too many ambiguous ones</w:t>
       </w:r>
       <w:r>
-        <w:t>}. The accessions were then filtered again to remove any low quality samples, wherein they had a CheckM completeness and contamination below 95% and 5% respectively {</w:t>
-      </w:r>
-      <w:r>
-        <w:rPr>
-          <w:highlight w:val="yellow"/>
-        </w:rPr>
-        <w:t xml:space="preserve">also have not yet </w:t>
-      </w:r>
-      <w:r>
-        <w:rPr>
-          <w:highlight w:val="yellow"/>
-        </w:rPr>
+        <w:t xml:space="preserve">}. The accessions were then filtered again to remove any low quality samples, wherein they had a CheckM completeness and contamination </w:t>
+      </w:r>
+      <w:r>
+        <w:rPr>
+          <w:highlight w:val="cyan"/>
+        </w:rPr>
+        <w:t xml:space="preserve">below </w:t>
+      </w:r>
+      <w:r>
+        <w:rPr>
+          <w:highlight w:val="cyan"/>
+        </w:rPr>
+        <w:t>__</w:t>
+      </w:r>
+      <w:r>
+        <w:rPr>
+          <w:highlight w:val="cyan"/>
+        </w:rPr>
+        <w:t xml:space="preserve">% </w:t>
+      </w:r>
+      <w:r>
+        <w:rPr>
+          <w:highlight w:val="cyan"/>
+        </w:rPr>
+        <w:t>and _</w:t>
+      </w:r>
+      <w:r>
+        <w:rPr>
+          <w:highlight w:val="cyan"/>
+        </w:rPr>
+        <w:t>%</w:t>
+      </w:r>
+      <w:r>
+        <w:t xml:space="preserve"> respectively</w:t>
+      </w:r>
+      <w:r>
+        <w:t xml:space="preserve">. This seems </w:t>
+      </w:r>
+      <w:r>
         <w:lastRenderedPageBreak/>
-        <w:t>seen what doing this would do to the data, need to check if this is right}</w:t>
+        <w:t>arbitrary as these were the highest values that allowed a meaningful 30 frog-hosted accessions.</w:t>
+      </w:r>
+      <w:r>
+        <w:t xml:space="preserve"> {</w:t>
+      </w:r>
+      <w:r>
+        <w:rPr>
+          <w:highlight w:val="yellow"/>
+        </w:rPr>
+        <w:t>also have not yet seen what doing this would do to the data, need to check if this is right}</w:t>
       </w:r>
       <w:r>
         <w:t xml:space="preserve">. The generative AI tool Claude.ai was used to place these accessions into groups based upon the host taxonomic Class. This method was chosen due to the lack of consistency with entries in the host field, ranging from latin scientific names to English common names to misspellings and colloquial names. This tool was much faster than humanly possible, it was however checked for mistakes </w:t>
@@ -3076,14 +3112,14 @@
         <w:rPr>
           <w:highlight w:val="yellow"/>
         </w:rPr>
-        <w:t xml:space="preserve">is that the play anymore? Feels like the real thing to do would be to filter to only genes that KEGG decide are a part of systems for </w:t>
+        <w:t xml:space="preserve">is that the play anymore? Feels like </w:t>
       </w:r>
       <w:r>
         <w:rPr>
           <w:highlight w:val="yellow"/>
         </w:rPr>
         <w:lastRenderedPageBreak/>
-        <w:t>(e.g.) biofilm formation</w:t>
+        <w:t>the real thing to do would be to filter to only genes that KEGG decide are a part of systems for (e.g.) biofilm formation</w:t>
       </w:r>
       <w:r>
         <w:t>}</w:t>
@@ -3644,6 +3680,7 @@
         <w:keepNext/>
         <w:ind w:firstLine="0"/>
       </w:pPr>
+      <w:commentRangeStart w:id="5"/>
       <w:r>
         <w:rPr>
           <w:noProof/>
@@ -3684,6 +3721,15 @@
           </wp:inline>
         </w:drawing>
       </w:r>
+      <w:commentRangeEnd w:id="5"/>
+      <w:r>
+        <w:rPr>
+          <w:rStyle w:val="CommentReference"/>
+          <w:sz w:val="24"/>
+          <w:szCs w:val="24"/>
+        </w:rPr>
+        <w:commentReference w:id="5"/>
+      </w:r>
     </w:p>
     <w:p>
       <w:pPr>
@@ -3795,7 +3841,7 @@
                     <pic:cNvPicPr/>
                   </pic:nvPicPr>
                   <pic:blipFill>
-                    <a:blip r:embed="rId15"/>
+                    <a:blip r:embed="rId19"/>
                     <a:stretch>
                       <a:fillRect/>
                     </a:stretch>
@@ -4332,7 +4378,7 @@
         </w:rPr>
         <w:t xml:space="preserve">You can use </w:t>
       </w:r>
-      <w:hyperlink r:id="rId16" w:history="1">
+      <w:hyperlink r:id="rId20" w:history="1">
         <w:r>
           <w:rPr>
             <w:rStyle w:val="Hyperlink"/>
@@ -4603,6 +4649,45 @@
     </w:sectPr>
   </w:body>
 </w:document>
+</file>
+
+<file path=word/comments.xml><?xml version="1.0" encoding="utf-8"?>
+<w:comments xmlns:wpc="http://schemas.microsoft.com/office/word/2010/wordprocessingCanvas" xmlns:cx="http://schemas.microsoft.com/office/drawing/2014/chartex" xmlns:cx1="http://schemas.microsoft.com/office/drawing/2015/9/8/chartex" xmlns:cx2="http://schemas.microsoft.com/office/drawing/2015/10/21/chartex" xmlns:cx3="http://schemas.microsoft.com/office/drawing/2016/5/9/chartex" xmlns:cx4="http://schemas.microsoft.com/office/drawing/2016/5/10/chartex" xmlns:cx5="http://schemas.microsoft.com/office/drawing/2016/5/11/chartex" xmlns:cx6="http://schemas.microsoft.com/office/drawing/2016/5/12/chartex" xmlns:cx7="http://schemas.microsoft.com/office/drawing/2016/5/13/chartex" xmlns:cx8="http://schemas.microsoft.com/office/drawing/2016/5/14/chartex" xmlns:mc="http://schemas.openxmlformats.org/markup-compatibility/2006" xmlns:aink="http://schemas.microsoft.com/office/drawing/2016/ink" xmlns:am3d="http://schemas.microsoft.com/office/drawing/2017/model3d" xmlns:o="urn:schemas-microsoft-com:office:office" xmlns:oel="http://schemas.microsoft.com/office/2019/extlst" xmlns:r="http://schemas.openxmlformats.org/officeDocument/2006/relationships" xmlns:m="http://schemas.openxmlformats.org/officeDocument/2006/math" xmlns:v="urn:schemas-microsoft-com:vml" xmlns:wp14="http://schemas.microsoft.com/office/word/2010/wordprocessingDrawing" xmlns:wp="http://schemas.openxmlformats.org/drawingml/2006/wordprocessingDrawing" xmlns:w10="urn:schemas-microsoft-com:office:word" xmlns:w="http://schemas.openxmlformats.org/wordprocessingml/2006/main" xmlns:w14="http://schemas.microsoft.com/office/word/2010/wordml" xmlns:w15="http://schemas.microsoft.com/office/word/2012/wordml" xmlns:w16cex="http://schemas.microsoft.com/office/word/2018/wordml/cex" xmlns:w16cid="http://schemas.microsoft.com/office/word/2016/wordml/cid" xmlns:w16="http://schemas.microsoft.com/office/word/2018/wordml" xmlns:w16du="http://schemas.microsoft.com/office/word/2023/wordml/word16du" xmlns:w16sdtdh="http://schemas.microsoft.com/office/word/2020/wordml/sdtdatahash" xmlns:w16sdtfl="http://schemas.microsoft.com/office/word/2024/wordml/sdtformatlock" xmlns:w16se="http://schemas.microsoft.com/office/word/2015/wordml/symex" xmlns:wpg="http://schemas.microsoft.com/office/word/2010/wordprocessingGroup" xmlns:wpi="http://schemas.microsoft.com/office/word/2010/wordprocessingInk" xmlns:wne="http://schemas.microsoft.com/office/word/2006/wordml" xmlns:wps="http://schemas.microsoft.com/office/word/2010/wordprocessingShape" mc:Ignorable="w14 w15 w16se w16cid w16 w16cex w16sdtdh w16sdtfl w16du wp14">
+  <w:comment w:id="5" w:author="Toby Nunn" w:date="2026-01-24T17:33:00Z" w:initials="TN">
+    <w:p>
+      <w:pPr>
+        <w:pStyle w:val="CommentText"/>
+      </w:pPr>
+      <w:r>
+        <w:rPr>
+          <w:rStyle w:val="CommentReference"/>
+        </w:rPr>
+        <w:annotationRef/>
+      </w:r>
+      <w:r>
+        <w:t>This should really be a table of the filtered counts. This shows 360 total in the 4 groups, not 337. I think keeping this as the raw table is still good, but I need a table of filtered, or for it to be explained somewhere.</w:t>
+      </w:r>
+    </w:p>
+  </w:comment>
+</w:comments>
+</file>
+
+<file path=word/commentsExtended.xml><?xml version="1.0" encoding="utf-8"?>
+<w15:commentsEx xmlns:wpc="http://schemas.microsoft.com/office/word/2010/wordprocessingCanvas" xmlns:cx="http://schemas.microsoft.com/office/drawing/2014/chartex" xmlns:cx1="http://schemas.microsoft.com/office/drawing/2015/9/8/chartex" xmlns:cx2="http://schemas.microsoft.com/office/drawing/2015/10/21/chartex" xmlns:cx3="http://schemas.microsoft.com/office/drawing/2016/5/9/chartex" xmlns:cx4="http://schemas.microsoft.com/office/drawing/2016/5/10/chartex" xmlns:cx5="http://schemas.microsoft.com/office/drawing/2016/5/11/chartex" xmlns:cx6="http://schemas.microsoft.com/office/drawing/2016/5/12/chartex" xmlns:cx7="http://schemas.microsoft.com/office/drawing/2016/5/13/chartex" xmlns:cx8="http://schemas.microsoft.com/office/drawing/2016/5/14/chartex" xmlns:mc="http://schemas.openxmlformats.org/markup-compatibility/2006" xmlns:aink="http://schemas.microsoft.com/office/drawing/2016/ink" xmlns:am3d="http://schemas.microsoft.com/office/drawing/2017/model3d" xmlns:o="urn:schemas-microsoft-com:office:office" xmlns:oel="http://schemas.microsoft.com/office/2019/extlst" xmlns:r="http://schemas.openxmlformats.org/officeDocument/2006/relationships" xmlns:m="http://schemas.openxmlformats.org/officeDocument/2006/math" xmlns:v="urn:schemas-microsoft-com:vml" xmlns:wp14="http://schemas.microsoft.com/office/word/2010/wordprocessingDrawing" xmlns:wp="http://schemas.openxmlformats.org/drawingml/2006/wordprocessingDrawing" xmlns:w10="urn:schemas-microsoft-com:office:word" xmlns:w="http://schemas.openxmlformats.org/wordprocessingml/2006/main" xmlns:w14="http://schemas.microsoft.com/office/word/2010/wordml" xmlns:w15="http://schemas.microsoft.com/office/word/2012/wordml" xmlns:w16cex="http://schemas.microsoft.com/office/word/2018/wordml/cex" xmlns:w16cid="http://schemas.microsoft.com/office/word/2016/wordml/cid" xmlns:w16="http://schemas.microsoft.com/office/word/2018/wordml" xmlns:w16du="http://schemas.microsoft.com/office/word/2023/wordml/word16du" xmlns:w16sdtdh="http://schemas.microsoft.com/office/word/2020/wordml/sdtdatahash" xmlns:w16sdtfl="http://schemas.microsoft.com/office/word/2024/wordml/sdtformatlock" xmlns:w16se="http://schemas.microsoft.com/office/word/2015/wordml/symex" xmlns:wpg="http://schemas.microsoft.com/office/word/2010/wordprocessingGroup" xmlns:wpi="http://schemas.microsoft.com/office/word/2010/wordprocessingInk" xmlns:wne="http://schemas.microsoft.com/office/word/2006/wordml" xmlns:wps="http://schemas.microsoft.com/office/word/2010/wordprocessingShape" mc:Ignorable="w14 w15 w16se w16cid w16 w16cex w16sdtdh w16sdtfl w16du wp14">
+  <w15:commentEx w15:paraId="4E64BDE7" w15:done="0"/>
+</w15:commentsEx>
+</file>
+
+<file path=word/commentsExtensible.xml><?xml version="1.0" encoding="utf-8"?>
+<w16cex:commentsExtensible xmlns:wpc="http://schemas.microsoft.com/office/word/2010/wordprocessingCanvas" xmlns:cx="http://schemas.microsoft.com/office/drawing/2014/chartex" xmlns:cx1="http://schemas.microsoft.com/office/drawing/2015/9/8/chartex" xmlns:cx2="http://schemas.microsoft.com/office/drawing/2015/10/21/chartex" xmlns:cx3="http://schemas.microsoft.com/office/drawing/2016/5/9/chartex" xmlns:cx4="http://schemas.microsoft.com/office/drawing/2016/5/10/chartex" xmlns:cx5="http://schemas.microsoft.com/office/drawing/2016/5/11/chartex" xmlns:cx6="http://schemas.microsoft.com/office/drawing/2016/5/12/chartex" xmlns:cx7="http://schemas.microsoft.com/office/drawing/2016/5/13/chartex" xmlns:cx8="http://schemas.microsoft.com/office/drawing/2016/5/14/chartex" xmlns:cr="http://schemas.microsoft.com/office/comments/2020/reactions" xmlns:mc="http://schemas.openxmlformats.org/markup-compatibility/2006" xmlns:aink="http://schemas.microsoft.com/office/drawing/2016/ink" xmlns:am3d="http://schemas.microsoft.com/office/drawing/2017/model3d" xmlns:o="urn:schemas-microsoft-com:office:office" xmlns:oel="http://schemas.microsoft.com/office/2019/extlst" xmlns:r="http://schemas.openxmlformats.org/officeDocument/2006/relationships" xmlns:m="http://schemas.openxmlformats.org/officeDocument/2006/math" xmlns:v="urn:schemas-microsoft-com:vml" xmlns:wp14="http://schemas.microsoft.com/office/word/2010/wordprocessingDrawing" xmlns:wp="http://schemas.openxmlformats.org/drawingml/2006/wordprocessingDrawing" xmlns:w10="urn:schemas-microsoft-com:office:word" xmlns:w="http://schemas.openxmlformats.org/wordprocessingml/2006/main" xmlns:w14="http://schemas.microsoft.com/office/word/2010/wordml" xmlns:w15="http://schemas.microsoft.com/office/word/2012/wordml" xmlns:w16cex="http://schemas.microsoft.com/office/word/2018/wordml/cex" xmlns:w16cid="http://schemas.microsoft.com/office/word/2016/wordml/cid" xmlns:w16="http://schemas.microsoft.com/office/word/2018/wordml" xmlns:w16du="http://schemas.microsoft.com/office/word/2023/wordml/word16du" xmlns:w16sdtdh="http://schemas.microsoft.com/office/word/2020/wordml/sdtdatahash" xmlns:w16sdtfl="http://schemas.microsoft.com/office/word/2024/wordml/sdtformatlock" xmlns:w16se="http://schemas.microsoft.com/office/word/2015/wordml/symex" xmlns:wpg="http://schemas.microsoft.com/office/word/2010/wordprocessingGroup" xmlns:wpi="http://schemas.microsoft.com/office/word/2010/wordprocessingInk" xmlns:wne="http://schemas.microsoft.com/office/word/2006/wordml" xmlns:wps="http://schemas.microsoft.com/office/word/2010/wordprocessingShape" mc:Ignorable="w14 w15 w16se w16cid w16 w16cex w16sdtdh w16sdtfl cr w16du wp14">
+  <w16cex:commentExtensible w16cex:durableId="06ACAE69" w16cex:dateUtc="2026-01-24T17:33:00Z"/>
+</w16cex:commentsExtensible>
+</file>
+
+<file path=word/commentsIds.xml><?xml version="1.0" encoding="utf-8"?>
+<w16cid:commentsIds xmlns:wpc="http://schemas.microsoft.com/office/word/2010/wordprocessingCanvas" xmlns:cx="http://schemas.microsoft.com/office/drawing/2014/chartex" xmlns:cx1="http://schemas.microsoft.com/office/drawing/2015/9/8/chartex" xmlns:cx2="http://schemas.microsoft.com/office/drawing/2015/10/21/chartex" xmlns:cx3="http://schemas.microsoft.com/office/drawing/2016/5/9/chartex" xmlns:cx4="http://schemas.microsoft.com/office/drawing/2016/5/10/chartex" xmlns:cx5="http://schemas.microsoft.com/office/drawing/2016/5/11/chartex" xmlns:cx6="http://schemas.microsoft.com/office/drawing/2016/5/12/chartex" xmlns:cx7="http://schemas.microsoft.com/office/drawing/2016/5/13/chartex" xmlns:cx8="http://schemas.microsoft.com/office/drawing/2016/5/14/chartex" xmlns:mc="http://schemas.openxmlformats.org/markup-compatibility/2006" xmlns:aink="http://schemas.microsoft.com/office/drawing/2016/ink" xmlns:am3d="http://schemas.microsoft.com/office/drawing/2017/model3d" xmlns:o="urn:schemas-microsoft-com:office:office" xmlns:oel="http://schemas.microsoft.com/office/2019/extlst" xmlns:r="http://schemas.openxmlformats.org/officeDocument/2006/relationships" xmlns:m="http://schemas.openxmlformats.org/officeDocument/2006/math" xmlns:v="urn:schemas-microsoft-com:vml" xmlns:wp14="http://schemas.microsoft.com/office/word/2010/wordprocessingDrawing" xmlns:wp="http://schemas.openxmlformats.org/drawingml/2006/wordprocessingDrawing" xmlns:w10="urn:schemas-microsoft-com:office:word" xmlns:w="http://schemas.openxmlformats.org/wordprocessingml/2006/main" xmlns:w14="http://schemas.microsoft.com/office/word/2010/wordml" xmlns:w15="http://schemas.microsoft.com/office/word/2012/wordml" xmlns:w16cex="http://schemas.microsoft.com/office/word/2018/wordml/cex" xmlns:w16cid="http://schemas.microsoft.com/office/word/2016/wordml/cid" xmlns:w16="http://schemas.microsoft.com/office/word/2018/wordml" xmlns:w16du="http://schemas.microsoft.com/office/word/2023/wordml/word16du" xmlns:w16sdtdh="http://schemas.microsoft.com/office/word/2020/wordml/sdtdatahash" xmlns:w16sdtfl="http://schemas.microsoft.com/office/word/2024/wordml/sdtformatlock" xmlns:w16se="http://schemas.microsoft.com/office/word/2015/wordml/symex" xmlns:wpg="http://schemas.microsoft.com/office/word/2010/wordprocessingGroup" xmlns:wpi="http://schemas.microsoft.com/office/word/2010/wordprocessingInk" xmlns:wne="http://schemas.microsoft.com/office/word/2006/wordml" xmlns:wps="http://schemas.microsoft.com/office/word/2010/wordprocessingShape" mc:Ignorable="w14 w15 w16se w16cid w16 w16cex w16sdtdh w16sdtfl w16du wp14">
+  <w16cid:commentId w16cid:paraId="4E64BDE7" w16cid:durableId="06ACAE69"/>
+</w16cid:commentsIds>
 </file>
 
 <file path=word/endnotes.xml><?xml version="1.0" encoding="utf-8"?>
@@ -4832,6 +4917,14 @@
     <w:abstractNumId w:val="0"/>
   </w:num>
 </w:numbering>
+</file>
+
+<file path=word/people.xml><?xml version="1.0" encoding="utf-8"?>
+<w15:people xmlns:wpc="http://schemas.microsoft.com/office/word/2010/wordprocessingCanvas" xmlns:cx="http://schemas.microsoft.com/office/drawing/2014/chartex" xmlns:cx1="http://schemas.microsoft.com/office/drawing/2015/9/8/chartex" xmlns:cx2="http://schemas.microsoft.com/office/drawing/2015/10/21/chartex" xmlns:cx3="http://schemas.microsoft.com/office/drawing/2016/5/9/chartex" xmlns:cx4="http://schemas.microsoft.com/office/drawing/2016/5/10/chartex" xmlns:cx5="http://schemas.microsoft.com/office/drawing/2016/5/11/chartex" xmlns:cx6="http://schemas.microsoft.com/office/drawing/2016/5/12/chartex" xmlns:cx7="http://schemas.microsoft.com/office/drawing/2016/5/13/chartex" xmlns:cx8="http://schemas.microsoft.com/office/drawing/2016/5/14/chartex" xmlns:mc="http://schemas.openxmlformats.org/markup-compatibility/2006" xmlns:aink="http://schemas.microsoft.com/office/drawing/2016/ink" xmlns:am3d="http://schemas.microsoft.com/office/drawing/2017/model3d" xmlns:o="urn:schemas-microsoft-com:office:office" xmlns:oel="http://schemas.microsoft.com/office/2019/extlst" xmlns:r="http://schemas.openxmlformats.org/officeDocument/2006/relationships" xmlns:m="http://schemas.openxmlformats.org/officeDocument/2006/math" xmlns:v="urn:schemas-microsoft-com:vml" xmlns:wp14="http://schemas.microsoft.com/office/word/2010/wordprocessingDrawing" xmlns:wp="http://schemas.openxmlformats.org/drawingml/2006/wordprocessingDrawing" xmlns:w10="urn:schemas-microsoft-com:office:word" xmlns:w="http://schemas.openxmlformats.org/wordprocessingml/2006/main" xmlns:w14="http://schemas.microsoft.com/office/word/2010/wordml" xmlns:w15="http://schemas.microsoft.com/office/word/2012/wordml" xmlns:w16cex="http://schemas.microsoft.com/office/word/2018/wordml/cex" xmlns:w16cid="http://schemas.microsoft.com/office/word/2016/wordml/cid" xmlns:w16="http://schemas.microsoft.com/office/word/2018/wordml" xmlns:w16du="http://schemas.microsoft.com/office/word/2023/wordml/word16du" xmlns:w16sdtdh="http://schemas.microsoft.com/office/word/2020/wordml/sdtdatahash" xmlns:w16sdtfl="http://schemas.microsoft.com/office/word/2024/wordml/sdtformatlock" xmlns:w16se="http://schemas.microsoft.com/office/word/2015/wordml/symex" xmlns:wpg="http://schemas.microsoft.com/office/word/2010/wordprocessingGroup" xmlns:wpi="http://schemas.microsoft.com/office/word/2010/wordprocessingInk" xmlns:wne="http://schemas.microsoft.com/office/word/2006/wordml" xmlns:wps="http://schemas.microsoft.com/office/word/2010/wordprocessingShape" mc:Ignorable="w14 w15 w16se w16cid w16 w16cex w16sdtdh w16sdtfl w16du wp14">
+  <w15:person w15:author="Toby Nunn">
+    <w15:presenceInfo w15:providerId="Windows Live" w15:userId="3a0aea3186ce866d"/>
+  </w15:person>
+</w15:people>
 </file>
 
 <file path=word/styles.xml><?xml version="1.0" encoding="utf-8"?>
@@ -6020,6 +6113,72 @@
       <w:u w:val="single"/>
     </w:rPr>
   </w:style>
+  <w:style w:type="character" w:styleId="CommentReference">
+    <w:name w:val="annotation reference"/>
+    <w:basedOn w:val="DefaultParagraphFont"/>
+    <w:uiPriority w:val="99"/>
+    <w:semiHidden/>
+    <w:unhideWhenUsed/>
+    <w:rsid w:val="000035C7"/>
+    <w:rPr>
+      <w:sz w:val="16"/>
+      <w:szCs w:val="16"/>
+    </w:rPr>
+  </w:style>
+  <w:style w:type="paragraph" w:styleId="CommentText">
+    <w:name w:val="annotation text"/>
+    <w:basedOn w:val="Normal"/>
+    <w:link w:val="CommentTextChar"/>
+    <w:uiPriority w:val="99"/>
+    <w:unhideWhenUsed/>
+    <w:rsid w:val="000035C7"/>
+    <w:pPr>
+      <w:spacing w:line="240" w:lineRule="auto"/>
+    </w:pPr>
+    <w:rPr>
+      <w:sz w:val="20"/>
+      <w:szCs w:val="20"/>
+    </w:rPr>
+  </w:style>
+  <w:style w:type="character" w:customStyle="1" w:styleId="CommentTextChar">
+    <w:name w:val="Comment Text Char"/>
+    <w:basedOn w:val="DefaultParagraphFont"/>
+    <w:link w:val="CommentText"/>
+    <w:uiPriority w:val="99"/>
+    <w:rsid w:val="000035C7"/>
+    <w:rPr>
+      <w:bCs/>
+      <w:sz w:val="20"/>
+      <w:szCs w:val="20"/>
+    </w:rPr>
+  </w:style>
+  <w:style w:type="paragraph" w:styleId="CommentSubject">
+    <w:name w:val="annotation subject"/>
+    <w:basedOn w:val="CommentText"/>
+    <w:next w:val="CommentText"/>
+    <w:link w:val="CommentSubjectChar"/>
+    <w:uiPriority w:val="99"/>
+    <w:semiHidden/>
+    <w:unhideWhenUsed/>
+    <w:rsid w:val="000035C7"/>
+    <w:rPr>
+      <w:b/>
+    </w:rPr>
+  </w:style>
+  <w:style w:type="character" w:customStyle="1" w:styleId="CommentSubjectChar">
+    <w:name w:val="Comment Subject Char"/>
+    <w:basedOn w:val="CommentTextChar"/>
+    <w:link w:val="CommentSubject"/>
+    <w:uiPriority w:val="99"/>
+    <w:semiHidden/>
+    <w:rsid w:val="000035C7"/>
+    <w:rPr>
+      <w:b/>
+      <w:bCs/>
+      <w:sz w:val="20"/>
+      <w:szCs w:val="20"/>
+    </w:rPr>
+  </w:style>
 </w:styles>
 </file>
 

--- a/05_dissertation/TN_draft_plan_dissertation.docx
+++ b/05_dissertation/TN_draft_plan_dissertation.docx
@@ -76,7 +76,7 @@
           <w:noProof/>
         </w:rPr>
         <w:drawing>
-          <wp:inline distT="0" distB="0" distL="0" distR="0" wp14:anchorId="3080BE9F" wp14:editId="1A23A8D5">
+          <wp:inline distT="0" distB="0" distL="0" distR="0" wp14:anchorId="3080BE9F" wp14:editId="144A6A74">
             <wp:extent cx="3391469" cy="2399504"/>
             <wp:effectExtent l="0" t="0" r="0" b="1270"/>
             <wp:docPr id="1" name="Picture 1" descr="BANGOR UNIVERSITY HANDBOOK FOR THE PhD by PUBLICATIONS (METHOD E)"/>
@@ -307,9 +307,8 @@
           <w:bCs w:val="0"/>
           <w:sz w:val="28"/>
           <w:szCs w:val="28"/>
-          <w:highlight w:val="yellow"/>
-        </w:rPr>
-        <w:t>[supervisor’s title]</w:t>
+        </w:rPr>
+        <w:t>Dr</w:t>
       </w:r>
       <w:r>
         <w:rPr>
@@ -664,25 +663,7 @@
         <w:t xml:space="preserve">: </w:t>
       </w:r>
       <w:r>
-        <w:rPr>
-          <w:highlight w:val="yellow"/>
-        </w:rPr>
-        <w:t>[</w:t>
-      </w:r>
-      <w:r>
-        <w:rPr>
-          <w:highlight w:val="yellow"/>
-        </w:rPr>
-        <w:t>check</w:t>
-      </w:r>
-      <w:r>
-        <w:rPr>
-          <w:highlight w:val="yellow"/>
-        </w:rPr>
-        <w:t xml:space="preserve"> your student number]</w:t>
-      </w:r>
-      <w:r>
-        <w:t xml:space="preserve"> 500690571</w:t>
+        <w:t>500690571</w:t>
       </w:r>
     </w:p>
     <w:p>
@@ -1386,13 +1367,7 @@
         <w:t xml:space="preserve">Functional adaptation of </w:t>
       </w:r>
       <w:r>
-        <w:t xml:space="preserve">microbiotic </w:t>
-      </w:r>
-      <w:r>
-        <w:t xml:space="preserve">Pseudomonas to </w:t>
-      </w:r>
-      <w:r>
-        <w:t>vertebrate host classes</w:t>
+        <w:t>Pseudomonas species to 4 vertebrate host Classes</w:t>
       </w:r>
     </w:p>
     <w:p>
@@ -1412,7 +1387,7 @@
           <w:sz w:val="28"/>
           <w:szCs w:val="28"/>
         </w:rPr>
-        <w:t>Using KO pathways as the tool of study [</w:t>
+        <w:t xml:space="preserve">Using </w:t>
       </w:r>
       <w:r>
         <w:rPr>
@@ -1420,18 +1395,8 @@
           <w:bCs w:val="0"/>
           <w:sz w:val="28"/>
           <w:szCs w:val="28"/>
-          <w:highlight w:val="yellow"/>
-        </w:rPr>
-        <w:t>it said I should do a sub-title</w:t>
-      </w:r>
-      <w:r>
-        <w:rPr>
-          <w:b w:val="0"/>
-          <w:bCs w:val="0"/>
-          <w:sz w:val="28"/>
-          <w:szCs w:val="28"/>
-        </w:rPr>
-        <w:t>]</w:t>
+        </w:rPr>
+        <w:t>enrichment analysis from a publicly available genomic dataset</w:t>
       </w:r>
     </w:p>
     <w:p>
@@ -2163,6 +2128,37 @@
     </w:p>
     <w:p>
       <w:pPr>
+        <w:pStyle w:val="Paragraph"/>
+        <w:ind w:firstLine="0"/>
+      </w:pPr>
+      <w:r>
+        <w:t xml:space="preserve">This study aims to identify if novel analysis can be performed on existing data, in spite of the limitations in quantity and quality of said data. Specifically, it is hypothesized that differences in metabolism should be seen [look for a past paper that did the same thing but with good data and copy theirs, but say “but its on public data”] “…outside of the core microbiome that is expected (Colston and Jackson, 2016)” – right, that paper is the one to go off of, cant answer </w:t>
+      </w:r>
+      <w:r>
+        <w:lastRenderedPageBreak/>
+        <w:t>the “wild animal thing”, but it is a good segue into talking about attempting to filter to just those that could be wild or ambiguous (then discussing data quality).</w:t>
+      </w:r>
+    </w:p>
+    <w:p>
+      <w:pPr>
+        <w:pStyle w:val="Paragraph"/>
+        <w:ind w:firstLine="0"/>
+      </w:pPr>
+      <w:r>
+        <w:t>Right, I have an idea, my hypothesis is going to rip off someone elses hypothesis, like "Colston and Jackson, 2016 said (i.e. but i made this up) amino acid metabolism differs between bacteria of vertebrate host taxa, thus, I will look for patterns mirroring this in the public data of the NCBI database"</w:t>
+      </w:r>
+    </w:p>
+    <w:p>
+      <w:pPr>
+        <w:pStyle w:val="Paragraph"/>
+        <w:ind w:firstLine="0"/>
+      </w:pPr>
+      <w:r>
+        <w:t>Probably useful to mention Weider et al., 2021 – “Due to ORA analysis being hairy, suggestions for best use by Weider et al. (2021) were followed. Etc”</w:t>
+      </w:r>
+    </w:p>
+    <w:p>
+      <w:pPr>
         <w:pStyle w:val="Heading1"/>
       </w:pPr>
       <w:r>
@@ -2235,14 +2231,7 @@
         <w:rPr>
           <w:highlight w:val="yellow"/>
         </w:rPr>
-        <w:t xml:space="preserve"> styles, they will allow you to </w:t>
-      </w:r>
-      <w:r>
-        <w:rPr>
-          <w:highlight w:val="yellow"/>
-        </w:rPr>
-        <w:lastRenderedPageBreak/>
-        <w:t xml:space="preserve">use cross-references to mention the figures in the text. Here’s an example – go look at </w:t>
+        <w:t xml:space="preserve"> styles, they will allow you to use cross-references to mention the figures in the text. Here’s an example – go look at </w:t>
       </w:r>
       <w:r>
         <w:rPr>
@@ -2534,6 +2523,7 @@
         <w:rPr>
           <w:noProof/>
         </w:rPr>
+        <w:lastRenderedPageBreak/>
         <w:drawing>
           <wp:inline distT="0" distB="0" distL="0" distR="0" wp14:anchorId="4A95CD73" wp14:editId="1A5E65D3">
             <wp:extent cx="4820177" cy="3573895"/>
@@ -2805,6 +2795,7 @@
         <w:pStyle w:val="Subhead1"/>
       </w:pPr>
       <w:r>
+        <w:lastRenderedPageBreak/>
         <w:t>Ethics Statement</w:t>
       </w:r>
     </w:p>
@@ -2942,11 +2933,7 @@
         <w:t xml:space="preserve"> respectively</w:t>
       </w:r>
       <w:r>
-        <w:t xml:space="preserve">. This seems </w:t>
-      </w:r>
-      <w:r>
-        <w:lastRenderedPageBreak/>
-        <w:t>arbitrary as these were the highest values that allowed a meaningful 30 frog-hosted accessions.</w:t>
+        <w:t>. This seems arbitrary as these were the highest values that allowed a meaningful 30 frog-hosted accessions.</w:t>
       </w:r>
       <w:r>
         <w:t xml:space="preserve"> {</w:t>
@@ -3008,7 +2995,11 @@
         <w:t>Pseudomonas</w:t>
       </w:r>
       <w:r>
-        <w:t>. After this, a phylogenetic tree was created to display the phylogenetic diversity of the accessions, this was made using the tool GTDB-Tk. These descriptive analyses in turn helped characterise to what level filtering should be applied, whilst still maintaining a good number of accessions in the dataset. {</w:t>
+        <w:t xml:space="preserve">. After this, a phylogenetic tree was created to display the phylogenetic diversity of the accessions, this was made using the tool GTDB-Tk. These descriptive analyses in turn helped characterise to what level filtering should be applied, whilst </w:t>
+      </w:r>
+      <w:r>
+        <w:lastRenderedPageBreak/>
+        <w:t>still maintaining a good number of accessions in the dataset. {</w:t>
       </w:r>
       <w:r>
         <w:rPr>
@@ -3112,14 +3103,7 @@
         <w:rPr>
           <w:highlight w:val="yellow"/>
         </w:rPr>
-        <w:t xml:space="preserve">is that the play anymore? Feels like </w:t>
-      </w:r>
-      <w:r>
-        <w:rPr>
-          <w:highlight w:val="yellow"/>
-        </w:rPr>
-        <w:lastRenderedPageBreak/>
-        <w:t>the real thing to do would be to filter to only genes that KEGG decide are a part of systems for (e.g.) biofilm formation</w:t>
+        <w:t>is that the play anymore? Feels like the real thing to do would be to filter to only genes that KEGG decide are a part of systems for (e.g.) biofilm formation</w:t>
       </w:r>
       <w:r>
         <w:t>}</w:t>
@@ -3202,7 +3186,14 @@
         <w:rPr>
           <w:highlight w:val="yellow"/>
         </w:rPr>
-        <w:t>Here is where your findings go. Write in paragraphs and use figures and tables where needed. Tables are a little different from figures because they have their captions on top rather than underneath – but you add one in the same way.</w:t>
+        <w:t xml:space="preserve">Here is where your findings go. Write in paragraphs and use figures and tables where needed. Tables are a little different from figures because they have their captions on top rather </w:t>
+      </w:r>
+      <w:r>
+        <w:rPr>
+          <w:highlight w:val="yellow"/>
+        </w:rPr>
+        <w:lastRenderedPageBreak/>
+        <w:t>than underneath – but you add one in the same way.</w:t>
       </w:r>
       <w:r>
         <w:rPr>
@@ -3615,7 +3606,6 @@
         <w:ind w:firstLine="0"/>
       </w:pPr>
       <w:r>
-        <w:lastRenderedPageBreak/>
         <w:t>[</w:t>
       </w:r>
       <w:r>
@@ -3685,6 +3675,7 @@
         <w:rPr>
           <w:noProof/>
         </w:rPr>
+        <w:lastRenderedPageBreak/>
         <w:drawing>
           <wp:inline distT="0" distB="0" distL="0" distR="0" wp14:anchorId="7859FAE2" wp14:editId="46FFF73B">
             <wp:extent cx="3833812" cy="3352041"/>
@@ -3739,14 +3730,27 @@
       <w:r>
         <w:t xml:space="preserve">Figure </w:t>
       </w:r>
-      <w:fldSimple w:instr=" SEQ Figure \* ARABIC ">
-        <w:r>
-          <w:rPr>
-            <w:noProof/>
-          </w:rPr>
-          <w:t>3</w:t>
-        </w:r>
-      </w:fldSimple>
+      <w:r>
+        <w:fldChar w:fldCharType="begin"/>
+      </w:r>
+      <w:r>
+        <w:instrText xml:space="preserve"> SEQ Figure \* ARABIC </w:instrText>
+      </w:r>
+      <w:r>
+        <w:fldChar w:fldCharType="separate"/>
+      </w:r>
+      <w:r>
+        <w:rPr>
+          <w:noProof/>
+        </w:rPr>
+        <w:t>3</w:t>
+      </w:r>
+      <w:r>
+        <w:rPr>
+          <w:noProof/>
+        </w:rPr>
+        <w:fldChar w:fldCharType="end"/>
+      </w:r>
       <w:r>
         <w:t xml:space="preserve"> - count of accessions in the dataset by the group their host is associated with.</w:t>
       </w:r>
@@ -3870,14 +3874,27 @@
       <w:r>
         <w:t xml:space="preserve">Figure </w:t>
       </w:r>
-      <w:fldSimple w:instr=" SEQ Figure \* ARABIC ">
-        <w:r>
-          <w:rPr>
-            <w:noProof/>
-          </w:rPr>
-          <w:t>4</w:t>
-        </w:r>
-      </w:fldSimple>
+      <w:r>
+        <w:fldChar w:fldCharType="begin"/>
+      </w:r>
+      <w:r>
+        <w:instrText xml:space="preserve"> SEQ Figure \* ARABIC </w:instrText>
+      </w:r>
+      <w:r>
+        <w:fldChar w:fldCharType="separate"/>
+      </w:r>
+      <w:r>
+        <w:rPr>
+          <w:noProof/>
+        </w:rPr>
+        <w:t>4</w:t>
+      </w:r>
+      <w:r>
+        <w:rPr>
+          <w:noProof/>
+        </w:rPr>
+        <w:fldChar w:fldCharType="end"/>
+      </w:r>
       <w:r>
         <w:t xml:space="preserve">  - table showing the number of accessions for each of the top 10 species of Pseudomonas.</w:t>
       </w:r>
